--- a/lab3/实验报告Lab3.docx
+++ b/lab3/实验报告Lab3.docx
@@ -6,18 +6,15 @@
       <w:pPr>
         <w:pStyle w:val="1"/>
         <w:jc w:val="center"/>
-      </w:pPr>
-      <w:r>
-        <w:rPr>
-          <w:rFonts w:hint="eastAsia"/>
-        </w:rPr>
-        <w:t>实验报告-Lab</w:t>
-      </w:r>
-      <w:r>
-        <w:rPr>
-          <w:rFonts w:hint="eastAsia"/>
-        </w:rPr>
-        <w:t>3</w:t>
+        <w:rPr>
+          <w:rFonts w:hint="eastAsia"/>
+        </w:rPr>
+      </w:pPr>
+      <w:r>
+        <w:rPr>
+          <w:rFonts w:hint="eastAsia"/>
+        </w:rPr>
+        <w:t>实验报告-Lab3</w:t>
       </w:r>
     </w:p>
     <w:p>
@@ -35,6 +32,11 @@
       </w:r>
     </w:p>
     <w:p>
+      <w:pPr>
+        <w:rPr>
+          <w:rFonts w:hint="eastAsia"/>
+        </w:rPr>
+      </w:pPr>
       <w:r>
         <w:rPr>
           <w:rFonts w:hint="eastAsia"/>
@@ -42,6 +44,9 @@
         <w:t>用例：</w:t>
       </w:r>
       <w:r>
+        <w:rPr>
+          <w:noProof/>
+        </w:rPr>
         <w:drawing>
           <wp:inline distT="0" distB="0" distL="0" distR="0" wp14:anchorId="5280CA4E" wp14:editId="378843C8">
             <wp:extent cx="5274310" cy="2663190"/>
@@ -82,10 +87,14 @@
     <w:p>
       <w:pPr>
         <w:rPr>
-          <w:noProof/>
-        </w:rPr>
-      </w:pPr>
-      <w:r>
+          <w:rFonts w:hint="eastAsia"/>
+          <w:noProof/>
+        </w:rPr>
+      </w:pPr>
+      <w:r>
+        <w:rPr>
+          <w:noProof/>
+        </w:rPr>
         <w:drawing>
           <wp:inline distT="0" distB="0" distL="0" distR="0" wp14:anchorId="5D4F8CC2" wp14:editId="2ECA1DD3">
             <wp:extent cx="2575281" cy="2894274"/>
@@ -129,6 +138,9 @@
         <w:t xml:space="preserve"> </w:t>
       </w:r>
       <w:r>
+        <w:rPr>
+          <w:noProof/>
+        </w:rPr>
         <w:drawing>
           <wp:inline distT="0" distB="0" distL="0" distR="0" wp14:anchorId="10F157D1" wp14:editId="009A1722">
             <wp:extent cx="2512740" cy="2878372"/>
@@ -174,6 +186,9 @@
         </w:rPr>
       </w:pPr>
       <w:r>
+        <w:rPr>
+          <w:noProof/>
+        </w:rPr>
         <w:lastRenderedPageBreak/>
         <w:drawing>
           <wp:inline distT="0" distB="0" distL="0" distR="0" wp14:anchorId="15888B59" wp14:editId="1F48FD2B">
@@ -218,6 +233,9 @@
         <w:t xml:space="preserve"> </w:t>
       </w:r>
       <w:r>
+        <w:rPr>
+          <w:noProof/>
+        </w:rPr>
         <w:drawing>
           <wp:inline distT="0" distB="0" distL="0" distR="0" wp14:anchorId="39E89690" wp14:editId="06CB65EE">
             <wp:extent cx="2520819" cy="2822713"/>
@@ -450,6 +468,7 @@
     <w:p>
       <w:pPr>
         <w:rPr>
+          <w:rFonts w:hint="eastAsia"/>
           <w:noProof/>
         </w:rPr>
       </w:pPr>
@@ -507,6 +526,9 @@
         <w:t xml:space="preserve">                 </w:t>
       </w:r>
       <w:r>
+        <w:rPr>
+          <w:noProof/>
+        </w:rPr>
         <w:drawing>
           <wp:inline distT="0" distB="0" distL="0" distR="0" wp14:anchorId="7E0D60C7" wp14:editId="6D831479">
             <wp:extent cx="2011981" cy="2242268"/>
@@ -545,7 +567,15 @@
       </w:r>
     </w:p>
     <w:p>
-      <w:r>
+      <w:pPr>
+        <w:rPr>
+          <w:rFonts w:hint="eastAsia"/>
+        </w:rPr>
+      </w:pPr>
+      <w:r>
+        <w:rPr>
+          <w:noProof/>
+        </w:rPr>
         <w:drawing>
           <wp:inline distT="0" distB="0" distL="0" distR="0" wp14:anchorId="61619539" wp14:editId="07DE30D9">
             <wp:extent cx="1971923" cy="2246797"/>
@@ -586,6 +616,9 @@
     <w:p>
       <w:pPr>
         <w:pStyle w:val="2"/>
+        <w:rPr>
+          <w:rFonts w:hint="eastAsia"/>
+        </w:rPr>
       </w:pPr>
       <w:r>
         <w:rPr>
@@ -597,6 +630,9 @@
     <w:p>
       <w:pPr>
         <w:pStyle w:val="3"/>
+        <w:rPr>
+          <w:rFonts w:hint="eastAsia"/>
+        </w:rPr>
       </w:pPr>
       <w:r>
         <w:t>目标值、上下界、是否结束和历史记录分别存放在哪里</w:t>
@@ -622,6 +658,11 @@
       </w:r>
     </w:p>
     <w:p>
+      <w:pPr>
+        <w:rPr>
+          <w:rFonts w:hint="eastAsia"/>
+        </w:rPr>
+      </w:pPr>
       <w:r>
         <w:rPr>
           <w:rFonts w:hint="eastAsia"/>
@@ -630,6 +671,11 @@
       </w:r>
     </w:p>
     <w:p>
+      <w:pPr>
+        <w:rPr>
+          <w:rFonts w:hint="eastAsia"/>
+        </w:rPr>
+      </w:pPr>
       <w:r>
         <w:rPr>
           <w:rFonts w:hint="eastAsia"/>
@@ -638,6 +684,11 @@
       </w:r>
     </w:p>
     <w:p>
+      <w:pPr>
+        <w:rPr>
+          <w:rFonts w:hint="eastAsia"/>
+        </w:rPr>
+      </w:pPr>
       <w:r>
         <w:rPr>
           <w:rFonts w:hint="eastAsia"/>
@@ -648,12 +699,20 @@
     <w:p>
       <w:pPr>
         <w:pStyle w:val="3"/>
+        <w:rPr>
+          <w:rFonts w:hint="eastAsia"/>
+        </w:rPr>
       </w:pPr>
       <w:r>
         <w:t>解释“随机值只生成一次”和“非法输入不改变状态”的实现位置</w:t>
       </w:r>
     </w:p>
     <w:p>
+      <w:pPr>
+        <w:rPr>
+          <w:rFonts w:hint="eastAsia"/>
+        </w:rPr>
+      </w:pPr>
       <w:r>
         <w:rPr>
           <w:rFonts w:hint="eastAsia"/>
@@ -707,13 +766,24 @@
     <w:p>
       <w:pPr>
         <w:pStyle w:val="3"/>
+        <w:rPr>
+          <w:rFonts w:hint="eastAsia"/>
+        </w:rPr>
       </w:pPr>
       <w:r>
         <w:t>一次正常随机运行截图</w:t>
       </w:r>
     </w:p>
     <w:p>
-      <w:r>
+      <w:pPr>
+        <w:rPr>
+          <w:rFonts w:hint="eastAsia"/>
+        </w:rPr>
+      </w:pPr>
+      <w:r>
+        <w:rPr>
+          <w:noProof/>
+        </w:rPr>
         <w:drawing>
           <wp:inline distT="0" distB="0" distL="0" distR="0" wp14:anchorId="69ABE99F" wp14:editId="4BE0C5F0">
             <wp:extent cx="2266122" cy="2891022"/>
@@ -754,6 +824,9 @@
     <w:p>
       <w:pPr>
         <w:pStyle w:val="2"/>
+        <w:rPr>
+          <w:rFonts w:hint="eastAsia"/>
+        </w:rPr>
       </w:pPr>
       <w:r>
         <w:rPr>
@@ -765,6 +838,9 @@
     <w:p>
       <w:pPr>
         <w:pStyle w:val="3"/>
+        <w:rPr>
+          <w:rFonts w:hint="eastAsia"/>
+        </w:rPr>
       </w:pPr>
       <w:r>
         <w:rPr>
@@ -774,6 +850,11 @@
       </w:r>
     </w:p>
     <w:p>
+      <w:pPr>
+        <w:rPr>
+          <w:rFonts w:hint="eastAsia"/>
+        </w:rPr>
+      </w:pPr>
       <w:r>
         <w:rPr>
           <w:rFonts w:hint="eastAsia"/>
@@ -784,6 +865,9 @@
     <w:p>
       <w:pPr>
         <w:pStyle w:val="3"/>
+        <w:rPr>
+          <w:rFonts w:hint="eastAsia"/>
+        </w:rPr>
       </w:pPr>
       <w:r>
         <w:rPr>
@@ -793,6 +877,11 @@
       </w:r>
     </w:p>
     <w:p>
+      <w:pPr>
+        <w:rPr>
+          <w:rFonts w:hint="eastAsia"/>
+        </w:rPr>
+      </w:pPr>
       <w:r>
         <w:rPr>
           <w:rFonts w:hint="eastAsia"/>
@@ -803,6 +892,9 @@
     <w:p>
       <w:pPr>
         <w:pStyle w:val="3"/>
+        <w:rPr>
+          <w:rFonts w:hint="eastAsia"/>
+        </w:rPr>
       </w:pPr>
       <w:r>
         <w:rPr>
@@ -812,6 +904,11 @@
       </w:r>
     </w:p>
     <w:p>
+      <w:pPr>
+        <w:rPr>
+          <w:rFonts w:hint="eastAsia"/>
+        </w:rPr>
+      </w:pPr>
       <w:r>
         <w:rPr>
           <w:rFonts w:hint="eastAsia"/>
@@ -929,7 +1026,7 @@
         <w:rPr>
           <w:rFonts w:hint="eastAsia"/>
         </w:rPr>
-        <w:t>解释官网里的JSON方法的调用方式。</w:t>
+        <w:t>实验报告样式美化</w:t>
       </w:r>
     </w:p>
     <w:sectPr>
@@ -1546,6 +1643,7 @@
   <w:style w:type="character" w:default="1" w:styleId="a0">
     <w:name w:val="Default Paragraph Font"/>
     <w:uiPriority w:val="1"/>
+    <w:semiHidden/>
     <w:unhideWhenUsed/>
   </w:style>
   <w:style w:type="table" w:default="1" w:styleId="a1">
